--- a/Babii_Dmitrii_lb2/Babii_Dmitrii_lb2_PiAA.docx
+++ b/Babii_Dmitrii_lb2/Babii_Dmitrii_lb2_PiAA.docx
@@ -5246,7 +5246,7 @@
           <w:szCs w:val="28"/>
           <w:lang w:val="ru-RU"/>
         </w:rPr>
-        <w:t>В работе реализованы две версии алгоритма Aho–Corasick algorithm для строкового поиска. Первая версия выполняет поиск множества шаблонов в тексте за один проход, используя бор, суффиксные и терминальные ссылки, и находит все вхождения без повторных сравнений. Вторая версия расширяет алгоритм для поддержки wildcard-символов: шаблон разбивается на блоки, которые ищутся отдельно, а затем результаты объединяются через массив совпадений. Обе реализации работают за линейное время и эффективно обрабатывают большие строки без избыточных вычислений.</w:t>
+        <w:t>В ходе работы были изучены и реализованы два подхода к решению задачи коммивояжёра: точный алгоритм ветвей и границ (алгоритм Литтла) и приближённый 2-приближённый алгоритм на основе минимального остовного дерева (МОД). Алгоритм Литтла позволяет находить строго оптимальное решение за счёт построения дерева состояний, редукции матрицы и использования нижних границ для отсечения невыгодных ветвей, однако имеет экспоненциальную сложность в худшем случае. Приближённый алгоритм, основанный на построении MST и последующем DFS-обходе, обеспечивает быстрое получение решения с гарантией не более чем в два раза хуже оптимального для метрического графа, что делает его эффективным для больших входных данных. Таким образом, первый метод обеспечивает точность, а второй — вычислительную эффективность при допустимом снижении качества решения.</w:t>
       </w:r>
       <w:r>
         <w:br w:type="page"/>
